--- a/SanPhamBanGiao/4_DataCard_LicenseNote/privacy_license_note.docx
+++ b/SanPhamBanGiao/4_DataCard_LicenseNote/privacy_license_note.docx
@@ -35,7 +35,7 @@
         <w:tc>
           <w:tcPr>
             <w:tcW w:type="dxa" w:w="2436"/>
-            <w:shd w:val="clear" w:color="auto" w:fill="D9E2F3"/>
+            <w:shd w:val="clear" w:color="auto" w:fill="E7E6E6"/>
           </w:tcPr>
           <w:p>
             <w:r>
@@ -55,7 +55,7 @@
         <w:tc>
           <w:tcPr>
             <w:tcW w:type="dxa" w:w="2436"/>
-            <w:shd w:val="clear" w:color="auto" w:fill="D9E2F3"/>
+            <w:shd w:val="clear" w:color="auto" w:fill="E7E6E6"/>
           </w:tcPr>
           <w:p>
             <w:r>
@@ -75,7 +75,7 @@
         <w:tc>
           <w:tcPr>
             <w:tcW w:type="dxa" w:w="2436"/>
-            <w:shd w:val="clear" w:color="auto" w:fill="D9E2F3"/>
+            <w:shd w:val="clear" w:color="auto" w:fill="E7E6E6"/>
           </w:tcPr>
           <w:p>
             <w:r>
@@ -95,7 +95,7 @@
         <w:tc>
           <w:tcPr>
             <w:tcW w:type="dxa" w:w="2436"/>
-            <w:shd w:val="clear" w:color="auto" w:fill="D9E2F3"/>
+            <w:shd w:val="clear" w:color="auto" w:fill="E7E6E6"/>
           </w:tcPr>
           <w:p>
             <w:r>
@@ -171,7 +171,7 @@
             <w:r>
               <w:rPr>
                 <w:rFonts w:ascii="Consolas" w:hAnsi="Consolas"/>
-                <w:color w:val="8B1A1A"/>
+                <w:color w:val="000000"/>
                 <w:sz w:val="20"/>
               </w:rPr>
               <w:t>license</w:t>
@@ -185,7 +185,7 @@
             <w:r>
               <w:rPr>
                 <w:rFonts w:ascii="Consolas" w:hAnsi="Consolas"/>
-                <w:color w:val="8B1A1A"/>
+                <w:color w:val="000000"/>
                 <w:sz w:val="20"/>
               </w:rPr>
               <w:t>subset</w:t>
@@ -257,7 +257,7 @@
             <w:r>
               <w:rPr>
                 <w:rFonts w:ascii="Consolas" w:hAnsi="Consolas"/>
-                <w:color w:val="8B1A1A"/>
+                <w:color w:val="000000"/>
                 <w:sz w:val="20"/>
               </w:rPr>
               <w:t>data_sample/raw/proofnet/LICENSE</w:t>
@@ -323,7 +323,7 @@
             <w:r>
               <w:rPr>
                 <w:rFonts w:ascii="Consolas" w:hAnsi="Consolas"/>
-                <w:color w:val="8B1A1A"/>
+                <w:color w:val="000000"/>
                 <w:sz w:val="20"/>
               </w:rPr>
               <w:t>licenses/README.md</w:t>
@@ -812,6 +812,7 @@
     <w:rsid w:val="00FC693F"/>
     <w:rPr>
       <w:rFonts w:ascii="Times New Roman" w:hAnsi="Times New Roman" w:eastAsia="Times New Roman"/>
+      <w:color w:val="000000"/>
       <w:sz w:val="24"/>
     </w:rPr>
   </w:style>
@@ -877,7 +878,7 @@
       <w:rFonts w:ascii="Times New Roman" w:hAnsi="Times New Roman" w:eastAsia="Times New Roman" w:cs="Times New Roman"/>
       <w:b/>
       <w:bCs/>
-      <w:color w:val="1F3A68"/>
+      <w:color w:val="000000"/>
       <w:sz w:val="28"/>
       <w:szCs w:val="28"/>
     </w:rPr>
@@ -901,7 +902,7 @@
       <w:rFonts w:ascii="Times New Roman" w:hAnsi="Times New Roman" w:eastAsia="Times New Roman" w:cs="Times New Roman"/>
       <w:b/>
       <w:bCs/>
-      <w:color w:val="1F3A68"/>
+      <w:color w:val="000000"/>
       <w:sz w:val="26"/>
       <w:szCs w:val="26"/>
     </w:rPr>
@@ -925,7 +926,7 @@
       <w:rFonts w:ascii="Times New Roman" w:hAnsi="Times New Roman" w:eastAsia="Times New Roman" w:cs="Times New Roman"/>
       <w:b/>
       <w:bCs/>
-      <w:color w:val="1F3A68"/>
+      <w:color w:val="000000"/>
     </w:rPr>
   </w:style>
   <w:style w:type="paragraph" w:styleId="Heading4">
@@ -950,7 +951,7 @@
       <w:bCs/>
       <w:i/>
       <w:iCs/>
-      <w:color w:val="1F3A68"/>
+      <w:color w:val="000000"/>
     </w:rPr>
   </w:style>
   <w:style w:type="paragraph" w:styleId="Heading5">
@@ -971,7 +972,7 @@
     </w:pPr>
     <w:rPr>
       <w:rFonts w:asciiTheme="majorHAnsi" w:eastAsiaTheme="majorEastAsia" w:hAnsiTheme="majorHAnsi" w:cstheme="majorBidi"/>
-      <w:color w:val="243F60" w:themeColor="accent1" w:themeShade="7F"/>
+      <w:color w:val="000000"/>
     </w:rPr>
   </w:style>
   <w:style w:type="paragraph" w:styleId="Heading6">
@@ -994,7 +995,7 @@
       <w:rFonts w:asciiTheme="majorHAnsi" w:eastAsiaTheme="majorEastAsia" w:hAnsiTheme="majorHAnsi" w:cstheme="majorBidi"/>
       <w:i/>
       <w:iCs/>
-      <w:color w:val="243F60" w:themeColor="accent1" w:themeShade="7F"/>
+      <w:color w:val="000000"/>
     </w:rPr>
   </w:style>
   <w:style w:type="paragraph" w:styleId="Heading7">
@@ -1017,7 +1018,7 @@
       <w:rFonts w:asciiTheme="majorHAnsi" w:eastAsiaTheme="majorEastAsia" w:hAnsiTheme="majorHAnsi" w:cstheme="majorBidi"/>
       <w:i/>
       <w:iCs/>
-      <w:color w:val="404040" w:themeColor="text1" w:themeTint="BF"/>
+      <w:color w:val="000000"/>
     </w:rPr>
   </w:style>
   <w:style w:type="paragraph" w:styleId="Heading8">
@@ -1038,7 +1039,7 @@
     </w:pPr>
     <w:rPr>
       <w:rFonts w:asciiTheme="majorHAnsi" w:eastAsiaTheme="majorEastAsia" w:hAnsiTheme="majorHAnsi" w:cstheme="majorBidi"/>
-      <w:color w:val="4F81BD" w:themeColor="accent1"/>
+      <w:color w:val="000000"/>
       <w:sz w:val="20"/>
       <w:szCs w:val="20"/>
     </w:rPr>
@@ -1063,7 +1064,7 @@
       <w:rFonts w:asciiTheme="majorHAnsi" w:eastAsiaTheme="majorEastAsia" w:hAnsiTheme="majorHAnsi" w:cstheme="majorBidi"/>
       <w:i/>
       <w:iCs/>
-      <w:color w:val="404040" w:themeColor="text1" w:themeTint="BF"/>
+      <w:color w:val="000000"/>
       <w:sz w:val="20"/>
       <w:szCs w:val="20"/>
     </w:rPr>
@@ -1114,7 +1115,7 @@
       <w:rFonts w:asciiTheme="majorHAnsi" w:eastAsiaTheme="majorEastAsia" w:hAnsiTheme="majorHAnsi" w:cstheme="majorBidi"/>
       <w:b/>
       <w:bCs/>
-      <w:color w:val="365F91" w:themeColor="accent1" w:themeShade="BF"/>
+      <w:color w:val="000000"/>
       <w:sz w:val="28"/>
       <w:szCs w:val="28"/>
     </w:rPr>
@@ -1129,7 +1130,7 @@
       <w:rFonts w:asciiTheme="majorHAnsi" w:eastAsiaTheme="majorEastAsia" w:hAnsiTheme="majorHAnsi" w:cstheme="majorBidi"/>
       <w:b/>
       <w:bCs/>
-      <w:color w:val="4F81BD" w:themeColor="accent1"/>
+      <w:color w:val="000000"/>
       <w:sz w:val="26"/>
       <w:szCs w:val="26"/>
     </w:rPr>
@@ -1144,7 +1145,7 @@
       <w:rFonts w:asciiTheme="majorHAnsi" w:eastAsiaTheme="majorEastAsia" w:hAnsiTheme="majorHAnsi" w:cstheme="majorBidi"/>
       <w:b/>
       <w:bCs/>
-      <w:color w:val="4F81BD" w:themeColor="accent1"/>
+      <w:color w:val="000000"/>
     </w:rPr>
   </w:style>
   <w:style w:type="paragraph" w:styleId="Title">
@@ -1164,7 +1165,7 @@
     </w:pPr>
     <w:rPr>
       <w:rFonts w:ascii="Times New Roman" w:hAnsi="Times New Roman" w:eastAsia="Times New Roman" w:cs="Times New Roman"/>
-      <w:color w:val="1F3A68"/>
+      <w:color w:val="000000"/>
       <w:spacing w:val="5"/>
       <w:kern w:val="28"/>
       <w:sz w:val="52"/>
@@ -1179,7 +1180,7 @@
     <w:rsid w:val="00FC693F"/>
     <w:rPr>
       <w:rFonts w:asciiTheme="majorHAnsi" w:eastAsiaTheme="majorEastAsia" w:hAnsiTheme="majorHAnsi" w:cstheme="majorBidi"/>
-      <w:color w:val="17365D" w:themeColor="text2" w:themeShade="BF"/>
+      <w:color w:val="000000"/>
       <w:spacing w:val="5"/>
       <w:kern w:val="28"/>
       <w:sz w:val="52"/>
@@ -1203,7 +1204,7 @@
       <w:rFonts w:asciiTheme="majorHAnsi" w:eastAsiaTheme="majorEastAsia" w:hAnsiTheme="majorHAnsi" w:cstheme="majorBidi"/>
       <w:i/>
       <w:iCs/>
-      <w:color w:val="4F81BD" w:themeColor="accent1"/>
+      <w:color w:val="000000"/>
       <w:spacing w:val="15"/>
       <w:sz w:val="24"/>
       <w:szCs w:val="24"/>
@@ -1219,7 +1220,7 @@
       <w:rFonts w:asciiTheme="majorHAnsi" w:eastAsiaTheme="majorEastAsia" w:hAnsiTheme="majorHAnsi" w:cstheme="majorBidi"/>
       <w:i/>
       <w:iCs/>
-      <w:color w:val="4F81BD" w:themeColor="accent1"/>
+      <w:color w:val="000000"/>
       <w:spacing w:val="15"/>
       <w:sz w:val="24"/>
       <w:szCs w:val="24"/>
@@ -1491,7 +1492,7 @@
     <w:rPr>
       <w:i/>
       <w:iCs/>
-      <w:color w:val="000000" w:themeColor="text1"/>
+      <w:color w:val="000000"/>
     </w:rPr>
   </w:style>
   <w:style w:type="character" w:customStyle="1" w:styleId="QuoteChar">
@@ -1503,7 +1504,7 @@
     <w:rPr>
       <w:i/>
       <w:iCs/>
-      <w:color w:val="000000" w:themeColor="text1"/>
+      <w:color w:val="000000"/>
     </w:rPr>
   </w:style>
   <w:style w:type="character" w:customStyle="1" w:styleId="Heading4Char">
@@ -1519,7 +1520,7 @@
       <w:bCs/>
       <w:i/>
       <w:iCs/>
-      <w:color w:val="4F81BD" w:themeColor="accent1"/>
+      <w:color w:val="000000"/>
     </w:rPr>
   </w:style>
   <w:style w:type="character" w:customStyle="1" w:styleId="Heading5Char">
@@ -1531,7 +1532,7 @@
     <w:rsid w:val="00FC693F"/>
     <w:rPr>
       <w:rFonts w:asciiTheme="majorHAnsi" w:eastAsiaTheme="majorEastAsia" w:hAnsiTheme="majorHAnsi" w:cstheme="majorBidi"/>
-      <w:color w:val="243F60" w:themeColor="accent1" w:themeShade="7F"/>
+      <w:color w:val="000000"/>
     </w:rPr>
   </w:style>
   <w:style w:type="character" w:customStyle="1" w:styleId="Heading6Char">
@@ -1545,7 +1546,7 @@
       <w:rFonts w:asciiTheme="majorHAnsi" w:eastAsiaTheme="majorEastAsia" w:hAnsiTheme="majorHAnsi" w:cstheme="majorBidi"/>
       <w:i/>
       <w:iCs/>
-      <w:color w:val="243F60" w:themeColor="accent1" w:themeShade="7F"/>
+      <w:color w:val="000000"/>
     </w:rPr>
   </w:style>
   <w:style w:type="character" w:customStyle="1" w:styleId="Heading7Char">
@@ -1559,7 +1560,7 @@
       <w:rFonts w:asciiTheme="majorHAnsi" w:eastAsiaTheme="majorEastAsia" w:hAnsiTheme="majorHAnsi" w:cstheme="majorBidi"/>
       <w:i/>
       <w:iCs/>
-      <w:color w:val="404040" w:themeColor="text1" w:themeTint="BF"/>
+      <w:color w:val="000000"/>
     </w:rPr>
   </w:style>
   <w:style w:type="character" w:customStyle="1" w:styleId="Heading8Char">
@@ -1571,7 +1572,7 @@
     <w:rsid w:val="00FC693F"/>
     <w:rPr>
       <w:rFonts w:asciiTheme="majorHAnsi" w:eastAsiaTheme="majorEastAsia" w:hAnsiTheme="majorHAnsi" w:cstheme="majorBidi"/>
-      <w:color w:val="4F81BD" w:themeColor="accent1"/>
+      <w:color w:val="000000"/>
       <w:sz w:val="20"/>
       <w:szCs w:val="20"/>
     </w:rPr>
@@ -1587,7 +1588,7 @@
       <w:rFonts w:asciiTheme="majorHAnsi" w:eastAsiaTheme="majorEastAsia" w:hAnsiTheme="majorHAnsi" w:cstheme="majorBidi"/>
       <w:i/>
       <w:iCs/>
-      <w:color w:val="404040" w:themeColor="text1" w:themeTint="BF"/>
+      <w:color w:val="000000"/>
       <w:sz w:val="20"/>
       <w:szCs w:val="20"/>
     </w:rPr>
@@ -1607,7 +1608,7 @@
     <w:rPr>
       <w:b/>
       <w:bCs/>
-      <w:color w:val="4F81BD" w:themeColor="accent1"/>
+      <w:color w:val="000000"/>
       <w:sz w:val="18"/>
       <w:szCs w:val="18"/>
     </w:rPr>
@@ -1654,7 +1655,7 @@
       <w:bCs/>
       <w:i/>
       <w:iCs/>
-      <w:color w:val="4F81BD" w:themeColor="accent1"/>
+      <w:color w:val="000000"/>
     </w:rPr>
   </w:style>
   <w:style w:type="character" w:customStyle="1" w:styleId="IntenseQuoteChar">
@@ -1668,7 +1669,7 @@
       <w:bCs/>
       <w:i/>
       <w:iCs/>
-      <w:color w:val="4F81BD" w:themeColor="accent1"/>
+      <w:color w:val="000000"/>
     </w:rPr>
   </w:style>
   <w:style w:type="character" w:styleId="SubtleEmphasis">
@@ -1680,7 +1681,7 @@
     <w:rPr>
       <w:i/>
       <w:iCs/>
-      <w:color w:val="808080" w:themeColor="text1" w:themeTint="7F"/>
+      <w:color w:val="000000"/>
     </w:rPr>
   </w:style>
   <w:style w:type="character" w:styleId="IntenseEmphasis">
@@ -1694,7 +1695,7 @@
       <w:bCs/>
       <w:i/>
       <w:iCs/>
-      <w:color w:val="4F81BD" w:themeColor="accent1"/>
+      <w:color w:val="000000"/>
     </w:rPr>
   </w:style>
   <w:style w:type="character" w:styleId="SubtleReference">
@@ -1705,7 +1706,7 @@
     <w:rsid w:val="00FC693F"/>
     <w:rPr>
       <w:smallCaps/>
-      <w:color w:val="C0504D" w:themeColor="accent2"/>
+      <w:color w:val="000000"/>
       <w:u w:val="single"/>
     </w:rPr>
   </w:style>
@@ -1719,7 +1720,7 @@
       <w:b/>
       <w:bCs/>
       <w:smallCaps/>
-      <w:color w:val="C0504D" w:themeColor="accent2"/>
+      <w:color w:val="000000"/>
       <w:spacing w:val="5"/>
       <w:u w:val="single"/>
     </w:rPr>
@@ -1785,7 +1786,7 @@
       <w:spacing w:after="0" w:line="240" w:lineRule="auto"/>
     </w:pPr>
     <w:rPr>
-      <w:color w:val="000000" w:themeColor="text1" w:themeShade="BF"/>
+      <w:color w:val="000000"/>
     </w:rPr>
     <w:tblPr>
       <w:tblStyleRowBandSize w:val="1"/>
@@ -1888,7 +1889,7 @@
       <w:spacing w:after="0" w:line="240" w:lineRule="auto"/>
     </w:pPr>
     <w:rPr>
-      <w:color w:val="365F91" w:themeColor="accent1" w:themeShade="BF"/>
+      <w:color w:val="000000"/>
     </w:rPr>
     <w:tblPr>
       <w:tblStyleRowBandSize w:val="1"/>
@@ -1991,7 +1992,7 @@
       <w:spacing w:after="0" w:line="240" w:lineRule="auto"/>
     </w:pPr>
     <w:rPr>
-      <w:color w:val="943634" w:themeColor="accent2" w:themeShade="BF"/>
+      <w:color w:val="000000"/>
     </w:rPr>
     <w:tblPr>
       <w:tblStyleRowBandSize w:val="1"/>
@@ -2094,7 +2095,7 @@
       <w:spacing w:after="0" w:line="240" w:lineRule="auto"/>
     </w:pPr>
     <w:rPr>
-      <w:color w:val="76923C" w:themeColor="accent3" w:themeShade="BF"/>
+      <w:color w:val="000000"/>
     </w:rPr>
     <w:tblPr>
       <w:tblStyleRowBandSize w:val="1"/>
@@ -2197,7 +2198,7 @@
       <w:spacing w:after="0" w:line="240" w:lineRule="auto"/>
     </w:pPr>
     <w:rPr>
-      <w:color w:val="5F497A" w:themeColor="accent4" w:themeShade="BF"/>
+      <w:color w:val="000000"/>
     </w:rPr>
     <w:tblPr>
       <w:tblStyleRowBandSize w:val="1"/>
@@ -2300,7 +2301,7 @@
       <w:spacing w:after="0" w:line="240" w:lineRule="auto"/>
     </w:pPr>
     <w:rPr>
-      <w:color w:val="31849B" w:themeColor="accent5" w:themeShade="BF"/>
+      <w:color w:val="000000"/>
     </w:rPr>
     <w:tblPr>
       <w:tblStyleRowBandSize w:val="1"/>
@@ -2403,7 +2404,7 @@
       <w:spacing w:after="0" w:line="240" w:lineRule="auto"/>
     </w:pPr>
     <w:rPr>
-      <w:color w:val="E36C0A" w:themeColor="accent6" w:themeShade="BF"/>
+      <w:color w:val="000000"/>
     </w:rPr>
     <w:tblPr>
       <w:tblStyleRowBandSize w:val="1"/>
@@ -2529,7 +2530,7 @@
       <w:rPr>
         <w:b/>
         <w:bCs/>
-        <w:color w:val="FFFFFF" w:themeColor="background1"/>
+        <w:color w:val="000000"/>
       </w:rPr>
       <w:tblPr/>
       <w:tcPr>
@@ -2621,7 +2622,7 @@
       <w:rPr>
         <w:b/>
         <w:bCs/>
-        <w:color w:val="FFFFFF" w:themeColor="background1"/>
+        <w:color w:val="000000"/>
       </w:rPr>
       <w:tblPr/>
       <w:tcPr>
@@ -2713,7 +2714,7 @@
       <w:rPr>
         <w:b/>
         <w:bCs/>
-        <w:color w:val="FFFFFF" w:themeColor="background1"/>
+        <w:color w:val="000000"/>
       </w:rPr>
       <w:tblPr/>
       <w:tcPr>
@@ -2805,7 +2806,7 @@
       <w:rPr>
         <w:b/>
         <w:bCs/>
-        <w:color w:val="FFFFFF" w:themeColor="background1"/>
+        <w:color w:val="000000"/>
       </w:rPr>
       <w:tblPr/>
       <w:tcPr>
@@ -2897,7 +2898,7 @@
       <w:rPr>
         <w:b/>
         <w:bCs/>
-        <w:color w:val="FFFFFF" w:themeColor="background1"/>
+        <w:color w:val="000000"/>
       </w:rPr>
       <w:tblPr/>
       <w:tcPr>
@@ -2989,7 +2990,7 @@
       <w:rPr>
         <w:b/>
         <w:bCs/>
-        <w:color w:val="FFFFFF" w:themeColor="background1"/>
+        <w:color w:val="000000"/>
       </w:rPr>
       <w:tblPr/>
       <w:tcPr>
@@ -3081,7 +3082,7 @@
       <w:rPr>
         <w:b/>
         <w:bCs/>
-        <w:color w:val="FFFFFF" w:themeColor="background1"/>
+        <w:color w:val="000000"/>
       </w:rPr>
       <w:tblPr/>
       <w:tcPr>
@@ -4084,7 +4085,7 @@
       <w:rPr>
         <w:b/>
         <w:bCs/>
-        <w:color w:val="FFFFFF" w:themeColor="background1"/>
+        <w:color w:val="000000"/>
       </w:rPr>
       <w:tblPr/>
       <w:tcPr>
@@ -4190,7 +4191,7 @@
       <w:rPr>
         <w:b/>
         <w:bCs/>
-        <w:color w:val="FFFFFF" w:themeColor="background1"/>
+        <w:color w:val="000000"/>
       </w:rPr>
       <w:tblPr/>
       <w:tcPr>
@@ -4296,7 +4297,7 @@
       <w:rPr>
         <w:b/>
         <w:bCs/>
-        <w:color w:val="FFFFFF" w:themeColor="background1"/>
+        <w:color w:val="000000"/>
       </w:rPr>
       <w:tblPr/>
       <w:tcPr>
@@ -4402,7 +4403,7 @@
       <w:rPr>
         <w:b/>
         <w:bCs/>
-        <w:color w:val="FFFFFF" w:themeColor="background1"/>
+        <w:color w:val="000000"/>
       </w:rPr>
       <w:tblPr/>
       <w:tcPr>
@@ -4508,7 +4509,7 @@
       <w:rPr>
         <w:b/>
         <w:bCs/>
-        <w:color w:val="FFFFFF" w:themeColor="background1"/>
+        <w:color w:val="000000"/>
       </w:rPr>
       <w:tblPr/>
       <w:tcPr>
@@ -4614,7 +4615,7 @@
       <w:rPr>
         <w:b/>
         <w:bCs/>
-        <w:color w:val="FFFFFF" w:themeColor="background1"/>
+        <w:color w:val="000000"/>
       </w:rPr>
       <w:tblPr/>
       <w:tcPr>
@@ -4720,7 +4721,7 @@
       <w:rPr>
         <w:b/>
         <w:bCs/>
-        <w:color w:val="FFFFFF" w:themeColor="background1"/>
+        <w:color w:val="000000"/>
       </w:rPr>
       <w:tblPr/>
       <w:tcPr>
@@ -4823,7 +4824,7 @@
       <w:rPr>
         <w:b/>
         <w:bCs/>
-        <w:color w:val="FFFFFF" w:themeColor="background1"/>
+        <w:color w:val="000000"/>
       </w:rPr>
       <w:tblPr/>
       <w:tcPr>
@@ -4843,7 +4844,7 @@
         <w:spacing w:before="0" w:after="0" w:line="240" w:lineRule="auto"/>
       </w:pPr>
       <w:rPr>
-        <w:color w:val="auto"/>
+        <w:color w:val="000000"/>
       </w:rPr>
       <w:tblPr/>
       <w:tcPr>
@@ -4862,7 +4863,7 @@
       <w:rPr>
         <w:b/>
         <w:bCs/>
-        <w:color w:val="FFFFFF" w:themeColor="background1"/>
+        <w:color w:val="000000"/>
       </w:rPr>
       <w:tblPr/>
       <w:tcPr>
@@ -4881,7 +4882,7 @@
       <w:rPr>
         <w:b/>
         <w:bCs/>
-        <w:color w:val="FFFFFF" w:themeColor="background1"/>
+        <w:color w:val="000000"/>
       </w:rPr>
       <w:tblPr/>
       <w:tcPr>
@@ -4927,7 +4928,7 @@
     </w:tblStylePr>
     <w:tblStylePr w:type="nwCell">
       <w:rPr>
-        <w:color w:val="FFFFFF" w:themeColor="background1"/>
+        <w:color w:val="000000"/>
       </w:rPr>
       <w:tblPr/>
       <w:tcPr>
@@ -4972,7 +4973,7 @@
       <w:rPr>
         <w:b/>
         <w:bCs/>
-        <w:color w:val="FFFFFF" w:themeColor="background1"/>
+        <w:color w:val="000000"/>
       </w:rPr>
       <w:tblPr/>
       <w:tcPr>
@@ -4992,7 +4993,7 @@
         <w:spacing w:before="0" w:after="0" w:line="240" w:lineRule="auto"/>
       </w:pPr>
       <w:rPr>
-        <w:color w:val="auto"/>
+        <w:color w:val="000000"/>
       </w:rPr>
       <w:tblPr/>
       <w:tcPr>
@@ -5011,7 +5012,7 @@
       <w:rPr>
         <w:b/>
         <w:bCs/>
-        <w:color w:val="FFFFFF" w:themeColor="background1"/>
+        <w:color w:val="000000"/>
       </w:rPr>
       <w:tblPr/>
       <w:tcPr>
@@ -5030,7 +5031,7 @@
       <w:rPr>
         <w:b/>
         <w:bCs/>
-        <w:color w:val="FFFFFF" w:themeColor="background1"/>
+        <w:color w:val="000000"/>
       </w:rPr>
       <w:tblPr/>
       <w:tcPr>
@@ -5076,7 +5077,7 @@
     </w:tblStylePr>
     <w:tblStylePr w:type="nwCell">
       <w:rPr>
-        <w:color w:val="FFFFFF" w:themeColor="background1"/>
+        <w:color w:val="000000"/>
       </w:rPr>
       <w:tblPr/>
       <w:tcPr>
@@ -5121,7 +5122,7 @@
       <w:rPr>
         <w:b/>
         <w:bCs/>
-        <w:color w:val="FFFFFF" w:themeColor="background1"/>
+        <w:color w:val="000000"/>
       </w:rPr>
       <w:tblPr/>
       <w:tcPr>
@@ -5141,7 +5142,7 @@
         <w:spacing w:before="0" w:after="0" w:line="240" w:lineRule="auto"/>
       </w:pPr>
       <w:rPr>
-        <w:color w:val="auto"/>
+        <w:color w:val="000000"/>
       </w:rPr>
       <w:tblPr/>
       <w:tcPr>
@@ -5160,7 +5161,7 @@
       <w:rPr>
         <w:b/>
         <w:bCs/>
-        <w:color w:val="FFFFFF" w:themeColor="background1"/>
+        <w:color w:val="000000"/>
       </w:rPr>
       <w:tblPr/>
       <w:tcPr>
@@ -5179,7 +5180,7 @@
       <w:rPr>
         <w:b/>
         <w:bCs/>
-        <w:color w:val="FFFFFF" w:themeColor="background1"/>
+        <w:color w:val="000000"/>
       </w:rPr>
       <w:tblPr/>
       <w:tcPr>
@@ -5225,7 +5226,7 @@
     </w:tblStylePr>
     <w:tblStylePr w:type="nwCell">
       <w:rPr>
-        <w:color w:val="FFFFFF" w:themeColor="background1"/>
+        <w:color w:val="000000"/>
       </w:rPr>
       <w:tblPr/>
       <w:tcPr>
@@ -5270,7 +5271,7 @@
       <w:rPr>
         <w:b/>
         <w:bCs/>
-        <w:color w:val="FFFFFF" w:themeColor="background1"/>
+        <w:color w:val="000000"/>
       </w:rPr>
       <w:tblPr/>
       <w:tcPr>
@@ -5290,7 +5291,7 @@
         <w:spacing w:before="0" w:after="0" w:line="240" w:lineRule="auto"/>
       </w:pPr>
       <w:rPr>
-        <w:color w:val="auto"/>
+        <w:color w:val="000000"/>
       </w:rPr>
       <w:tblPr/>
       <w:tcPr>
@@ -5309,7 +5310,7 @@
       <w:rPr>
         <w:b/>
         <w:bCs/>
-        <w:color w:val="FFFFFF" w:themeColor="background1"/>
+        <w:color w:val="000000"/>
       </w:rPr>
       <w:tblPr/>
       <w:tcPr>
@@ -5328,7 +5329,7 @@
       <w:rPr>
         <w:b/>
         <w:bCs/>
-        <w:color w:val="FFFFFF" w:themeColor="background1"/>
+        <w:color w:val="000000"/>
       </w:rPr>
       <w:tblPr/>
       <w:tcPr>
@@ -5374,7 +5375,7 @@
     </w:tblStylePr>
     <w:tblStylePr w:type="nwCell">
       <w:rPr>
-        <w:color w:val="FFFFFF" w:themeColor="background1"/>
+        <w:color w:val="000000"/>
       </w:rPr>
       <w:tblPr/>
       <w:tcPr>
@@ -5419,7 +5420,7 @@
       <w:rPr>
         <w:b/>
         <w:bCs/>
-        <w:color w:val="FFFFFF" w:themeColor="background1"/>
+        <w:color w:val="000000"/>
       </w:rPr>
       <w:tblPr/>
       <w:tcPr>
@@ -5439,7 +5440,7 @@
         <w:spacing w:before="0" w:after="0" w:line="240" w:lineRule="auto"/>
       </w:pPr>
       <w:rPr>
-        <w:color w:val="auto"/>
+        <w:color w:val="000000"/>
       </w:rPr>
       <w:tblPr/>
       <w:tcPr>
@@ -5458,7 +5459,7 @@
       <w:rPr>
         <w:b/>
         <w:bCs/>
-        <w:color w:val="FFFFFF" w:themeColor="background1"/>
+        <w:color w:val="000000"/>
       </w:rPr>
       <w:tblPr/>
       <w:tcPr>
@@ -5477,7 +5478,7 @@
       <w:rPr>
         <w:b/>
         <w:bCs/>
-        <w:color w:val="FFFFFF" w:themeColor="background1"/>
+        <w:color w:val="000000"/>
       </w:rPr>
       <w:tblPr/>
       <w:tcPr>
@@ -5523,7 +5524,7 @@
     </w:tblStylePr>
     <w:tblStylePr w:type="nwCell">
       <w:rPr>
-        <w:color w:val="FFFFFF" w:themeColor="background1"/>
+        <w:color w:val="000000"/>
       </w:rPr>
       <w:tblPr/>
       <w:tcPr>
@@ -5568,7 +5569,7 @@
       <w:rPr>
         <w:b/>
         <w:bCs/>
-        <w:color w:val="FFFFFF" w:themeColor="background1"/>
+        <w:color w:val="000000"/>
       </w:rPr>
       <w:tblPr/>
       <w:tcPr>
@@ -5588,7 +5589,7 @@
         <w:spacing w:before="0" w:after="0" w:line="240" w:lineRule="auto"/>
       </w:pPr>
       <w:rPr>
-        <w:color w:val="auto"/>
+        <w:color w:val="000000"/>
       </w:rPr>
       <w:tblPr/>
       <w:tcPr>
@@ -5607,7 +5608,7 @@
       <w:rPr>
         <w:b/>
         <w:bCs/>
-        <w:color w:val="FFFFFF" w:themeColor="background1"/>
+        <w:color w:val="000000"/>
       </w:rPr>
       <w:tblPr/>
       <w:tcPr>
@@ -5626,7 +5627,7 @@
       <w:rPr>
         <w:b/>
         <w:bCs/>
-        <w:color w:val="FFFFFF" w:themeColor="background1"/>
+        <w:color w:val="000000"/>
       </w:rPr>
       <w:tblPr/>
       <w:tcPr>
@@ -5672,7 +5673,7 @@
     </w:tblStylePr>
     <w:tblStylePr w:type="nwCell">
       <w:rPr>
-        <w:color w:val="FFFFFF" w:themeColor="background1"/>
+        <w:color w:val="000000"/>
       </w:rPr>
       <w:tblPr/>
       <w:tcPr>
@@ -5717,7 +5718,7 @@
       <w:rPr>
         <w:b/>
         <w:bCs/>
-        <w:color w:val="FFFFFF" w:themeColor="background1"/>
+        <w:color w:val="000000"/>
       </w:rPr>
       <w:tblPr/>
       <w:tcPr>
@@ -5737,7 +5738,7 @@
         <w:spacing w:before="0" w:after="0" w:line="240" w:lineRule="auto"/>
       </w:pPr>
       <w:rPr>
-        <w:color w:val="auto"/>
+        <w:color w:val="000000"/>
       </w:rPr>
       <w:tblPr/>
       <w:tcPr>
@@ -5756,7 +5757,7 @@
       <w:rPr>
         <w:b/>
         <w:bCs/>
-        <w:color w:val="FFFFFF" w:themeColor="background1"/>
+        <w:color w:val="000000"/>
       </w:rPr>
       <w:tblPr/>
       <w:tcPr>
@@ -5775,7 +5776,7 @@
       <w:rPr>
         <w:b/>
         <w:bCs/>
-        <w:color w:val="FFFFFF" w:themeColor="background1"/>
+        <w:color w:val="000000"/>
       </w:rPr>
       <w:tblPr/>
       <w:tcPr>
@@ -5821,7 +5822,7 @@
     </w:tblStylePr>
     <w:tblStylePr w:type="nwCell">
       <w:rPr>
-        <w:color w:val="FFFFFF" w:themeColor="background1"/>
+        <w:color w:val="000000"/>
       </w:rPr>
       <w:tblPr/>
       <w:tcPr>
@@ -5845,7 +5846,7 @@
       <w:spacing w:after="0" w:line="240" w:lineRule="auto"/>
     </w:pPr>
     <w:rPr>
-      <w:color w:val="000000" w:themeColor="text1"/>
+      <w:color w:val="000000"/>
     </w:rPr>
     <w:tblPr>
       <w:tblStyleRowBandSize w:val="1"/>
@@ -5878,7 +5879,7 @@
       <w:rPr>
         <w:b/>
         <w:bCs/>
-        <w:color w:val="1F497D" w:themeColor="text2"/>
+        <w:color w:val="000000"/>
       </w:rPr>
       <w:tblPr/>
       <w:tcPr>
@@ -5929,7 +5930,7 @@
       <w:spacing w:after="0" w:line="240" w:lineRule="auto"/>
     </w:pPr>
     <w:rPr>
-      <w:color w:val="000000" w:themeColor="text1"/>
+      <w:color w:val="000000"/>
     </w:rPr>
     <w:tblPr>
       <w:tblStyleRowBandSize w:val="1"/>
@@ -5962,7 +5963,7 @@
       <w:rPr>
         <w:b/>
         <w:bCs/>
-        <w:color w:val="1F497D" w:themeColor="text2"/>
+        <w:color w:val="000000"/>
       </w:rPr>
       <w:tblPr/>
       <w:tcPr>
@@ -6013,7 +6014,7 @@
       <w:spacing w:after="0" w:line="240" w:lineRule="auto"/>
     </w:pPr>
     <w:rPr>
-      <w:color w:val="000000" w:themeColor="text1"/>
+      <w:color w:val="000000"/>
     </w:rPr>
     <w:tblPr>
       <w:tblStyleRowBandSize w:val="1"/>
@@ -6046,7 +6047,7 @@
       <w:rPr>
         <w:b/>
         <w:bCs/>
-        <w:color w:val="1F497D" w:themeColor="text2"/>
+        <w:color w:val="000000"/>
       </w:rPr>
       <w:tblPr/>
       <w:tcPr>
@@ -6097,7 +6098,7 @@
       <w:spacing w:after="0" w:line="240" w:lineRule="auto"/>
     </w:pPr>
     <w:rPr>
-      <w:color w:val="000000" w:themeColor="text1"/>
+      <w:color w:val="000000"/>
     </w:rPr>
     <w:tblPr>
       <w:tblStyleRowBandSize w:val="1"/>
@@ -6130,7 +6131,7 @@
       <w:rPr>
         <w:b/>
         <w:bCs/>
-        <w:color w:val="1F497D" w:themeColor="text2"/>
+        <w:color w:val="000000"/>
       </w:rPr>
       <w:tblPr/>
       <w:tcPr>
@@ -6181,7 +6182,7 @@
       <w:spacing w:after="0" w:line="240" w:lineRule="auto"/>
     </w:pPr>
     <w:rPr>
-      <w:color w:val="000000" w:themeColor="text1"/>
+      <w:color w:val="000000"/>
     </w:rPr>
     <w:tblPr>
       <w:tblStyleRowBandSize w:val="1"/>
@@ -6214,7 +6215,7 @@
       <w:rPr>
         <w:b/>
         <w:bCs/>
-        <w:color w:val="1F497D" w:themeColor="text2"/>
+        <w:color w:val="000000"/>
       </w:rPr>
       <w:tblPr/>
       <w:tcPr>
@@ -6265,7 +6266,7 @@
       <w:spacing w:after="0" w:line="240" w:lineRule="auto"/>
     </w:pPr>
     <w:rPr>
-      <w:color w:val="000000" w:themeColor="text1"/>
+      <w:color w:val="000000"/>
     </w:rPr>
     <w:tblPr>
       <w:tblStyleRowBandSize w:val="1"/>
@@ -6298,7 +6299,7 @@
       <w:rPr>
         <w:b/>
         <w:bCs/>
-        <w:color w:val="1F497D" w:themeColor="text2"/>
+        <w:color w:val="000000"/>
       </w:rPr>
       <w:tblPr/>
       <w:tcPr>
@@ -6349,7 +6350,7 @@
       <w:spacing w:after="0" w:line="240" w:lineRule="auto"/>
     </w:pPr>
     <w:rPr>
-      <w:color w:val="000000" w:themeColor="text1"/>
+      <w:color w:val="000000"/>
     </w:rPr>
     <w:tblPr>
       <w:tblStyleRowBandSize w:val="1"/>
@@ -6382,7 +6383,7 @@
       <w:rPr>
         <w:b/>
         <w:bCs/>
-        <w:color w:val="1F497D" w:themeColor="text2"/>
+        <w:color w:val="000000"/>
       </w:rPr>
       <w:tblPr/>
       <w:tcPr>
@@ -6434,7 +6435,7 @@
     </w:pPr>
     <w:rPr>
       <w:rFonts w:asciiTheme="majorHAnsi" w:eastAsiaTheme="majorEastAsia" w:hAnsiTheme="majorHAnsi" w:cstheme="majorBidi"/>
-      <w:color w:val="000000" w:themeColor="text1"/>
+      <w:color w:val="000000"/>
     </w:rPr>
     <w:tblPr>
       <w:tblStyleRowBandSize w:val="1"/>
@@ -6562,7 +6563,7 @@
     </w:pPr>
     <w:rPr>
       <w:rFonts w:asciiTheme="majorHAnsi" w:eastAsiaTheme="majorEastAsia" w:hAnsiTheme="majorHAnsi" w:cstheme="majorBidi"/>
-      <w:color w:val="000000" w:themeColor="text1"/>
+      <w:color w:val="000000"/>
     </w:rPr>
     <w:tblPr>
       <w:tblStyleRowBandSize w:val="1"/>
@@ -6690,7 +6691,7 @@
     </w:pPr>
     <w:rPr>
       <w:rFonts w:asciiTheme="majorHAnsi" w:eastAsiaTheme="majorEastAsia" w:hAnsiTheme="majorHAnsi" w:cstheme="majorBidi"/>
-      <w:color w:val="000000" w:themeColor="text1"/>
+      <w:color w:val="000000"/>
     </w:rPr>
     <w:tblPr>
       <w:tblStyleRowBandSize w:val="1"/>
@@ -6818,7 +6819,7 @@
     </w:pPr>
     <w:rPr>
       <w:rFonts w:asciiTheme="majorHAnsi" w:eastAsiaTheme="majorEastAsia" w:hAnsiTheme="majorHAnsi" w:cstheme="majorBidi"/>
-      <w:color w:val="000000" w:themeColor="text1"/>
+      <w:color w:val="000000"/>
     </w:rPr>
     <w:tblPr>
       <w:tblStyleRowBandSize w:val="1"/>
@@ -6946,7 +6947,7 @@
     </w:pPr>
     <w:rPr>
       <w:rFonts w:asciiTheme="majorHAnsi" w:eastAsiaTheme="majorEastAsia" w:hAnsiTheme="majorHAnsi" w:cstheme="majorBidi"/>
-      <w:color w:val="000000" w:themeColor="text1"/>
+      <w:color w:val="000000"/>
     </w:rPr>
     <w:tblPr>
       <w:tblStyleRowBandSize w:val="1"/>
@@ -7074,7 +7075,7 @@
     </w:pPr>
     <w:rPr>
       <w:rFonts w:asciiTheme="majorHAnsi" w:eastAsiaTheme="majorEastAsia" w:hAnsiTheme="majorHAnsi" w:cstheme="majorBidi"/>
-      <w:color w:val="000000" w:themeColor="text1"/>
+      <w:color w:val="000000"/>
     </w:rPr>
     <w:tblPr>
       <w:tblStyleRowBandSize w:val="1"/>
@@ -7202,7 +7203,7 @@
     </w:pPr>
     <w:rPr>
       <w:rFonts w:asciiTheme="majorHAnsi" w:eastAsiaTheme="majorEastAsia" w:hAnsiTheme="majorHAnsi" w:cstheme="majorBidi"/>
-      <w:color w:val="000000" w:themeColor="text1"/>
+      <w:color w:val="000000"/>
     </w:rPr>
     <w:tblPr>
       <w:tblStyleRowBandSize w:val="1"/>
@@ -7841,7 +7842,7 @@
     </w:pPr>
     <w:rPr>
       <w:rFonts w:asciiTheme="majorHAnsi" w:eastAsiaTheme="majorEastAsia" w:hAnsiTheme="majorHAnsi" w:cstheme="majorBidi"/>
-      <w:color w:val="000000" w:themeColor="text1"/>
+      <w:color w:val="000000"/>
     </w:rPr>
     <w:tblPr>
       <w:tblStyleRowBandSize w:val="1"/>
@@ -7869,7 +7870,7 @@
       <w:rPr>
         <w:b/>
         <w:bCs/>
-        <w:color w:val="000000" w:themeColor="text1"/>
+        <w:color w:val="000000"/>
       </w:rPr>
       <w:tblPr/>
       <w:tcPr>
@@ -7880,7 +7881,7 @@
       <w:rPr>
         <w:b/>
         <w:bCs/>
-        <w:color w:val="000000" w:themeColor="text1"/>
+        <w:color w:val="000000"/>
       </w:rPr>
       <w:tblPr/>
       <w:tcPr>
@@ -7899,7 +7900,7 @@
       <w:rPr>
         <w:b/>
         <w:bCs/>
-        <w:color w:val="000000" w:themeColor="text1"/>
+        <w:color w:val="000000"/>
       </w:rPr>
       <w:tblPr/>
       <w:tcPr>
@@ -7918,7 +7919,7 @@
       <w:rPr>
         <w:b w:val="0"/>
         <w:bCs w:val="0"/>
-        <w:color w:val="000000" w:themeColor="text1"/>
+        <w:color w:val="000000"/>
       </w:rPr>
       <w:tblPr/>
       <w:tcPr>
@@ -7966,7 +7967,7 @@
     </w:pPr>
     <w:rPr>
       <w:rFonts w:asciiTheme="majorHAnsi" w:eastAsiaTheme="majorEastAsia" w:hAnsiTheme="majorHAnsi" w:cstheme="majorBidi"/>
-      <w:color w:val="000000" w:themeColor="text1"/>
+      <w:color w:val="000000"/>
     </w:rPr>
     <w:tblPr>
       <w:tblStyleRowBandSize w:val="1"/>
@@ -7994,7 +7995,7 @@
       <w:rPr>
         <w:b/>
         <w:bCs/>
-        <w:color w:val="000000" w:themeColor="text1"/>
+        <w:color w:val="000000"/>
       </w:rPr>
       <w:tblPr/>
       <w:tcPr>
@@ -8005,7 +8006,7 @@
       <w:rPr>
         <w:b/>
         <w:bCs/>
-        <w:color w:val="000000" w:themeColor="text1"/>
+        <w:color w:val="000000"/>
       </w:rPr>
       <w:tblPr/>
       <w:tcPr>
@@ -8024,7 +8025,7 @@
       <w:rPr>
         <w:b/>
         <w:bCs/>
-        <w:color w:val="000000" w:themeColor="text1"/>
+        <w:color w:val="000000"/>
       </w:rPr>
       <w:tblPr/>
       <w:tcPr>
@@ -8043,7 +8044,7 @@
       <w:rPr>
         <w:b w:val="0"/>
         <w:bCs w:val="0"/>
-        <w:color w:val="000000" w:themeColor="text1"/>
+        <w:color w:val="000000"/>
       </w:rPr>
       <w:tblPr/>
       <w:tcPr>
@@ -8091,7 +8092,7 @@
     </w:pPr>
     <w:rPr>
       <w:rFonts w:asciiTheme="majorHAnsi" w:eastAsiaTheme="majorEastAsia" w:hAnsiTheme="majorHAnsi" w:cstheme="majorBidi"/>
-      <w:color w:val="000000" w:themeColor="text1"/>
+      <w:color w:val="000000"/>
     </w:rPr>
     <w:tblPr>
       <w:tblStyleRowBandSize w:val="1"/>
@@ -8119,7 +8120,7 @@
       <w:rPr>
         <w:b/>
         <w:bCs/>
-        <w:color w:val="000000" w:themeColor="text1"/>
+        <w:color w:val="000000"/>
       </w:rPr>
       <w:tblPr/>
       <w:tcPr>
@@ -8130,7 +8131,7 @@
       <w:rPr>
         <w:b/>
         <w:bCs/>
-        <w:color w:val="000000" w:themeColor="text1"/>
+        <w:color w:val="000000"/>
       </w:rPr>
       <w:tblPr/>
       <w:tcPr>
@@ -8149,7 +8150,7 @@
       <w:rPr>
         <w:b/>
         <w:bCs/>
-        <w:color w:val="000000" w:themeColor="text1"/>
+        <w:color w:val="000000"/>
       </w:rPr>
       <w:tblPr/>
       <w:tcPr>
@@ -8168,7 +8169,7 @@
       <w:rPr>
         <w:b w:val="0"/>
         <w:bCs w:val="0"/>
-        <w:color w:val="000000" w:themeColor="text1"/>
+        <w:color w:val="000000"/>
       </w:rPr>
       <w:tblPr/>
       <w:tcPr>
@@ -8216,7 +8217,7 @@
     </w:pPr>
     <w:rPr>
       <w:rFonts w:asciiTheme="majorHAnsi" w:eastAsiaTheme="majorEastAsia" w:hAnsiTheme="majorHAnsi" w:cstheme="majorBidi"/>
-      <w:color w:val="000000" w:themeColor="text1"/>
+      <w:color w:val="000000"/>
     </w:rPr>
     <w:tblPr>
       <w:tblStyleRowBandSize w:val="1"/>
@@ -8244,7 +8245,7 @@
       <w:rPr>
         <w:b/>
         <w:bCs/>
-        <w:color w:val="000000" w:themeColor="text1"/>
+        <w:color w:val="000000"/>
       </w:rPr>
       <w:tblPr/>
       <w:tcPr>
@@ -8255,7 +8256,7 @@
       <w:rPr>
         <w:b/>
         <w:bCs/>
-        <w:color w:val="000000" w:themeColor="text1"/>
+        <w:color w:val="000000"/>
       </w:rPr>
       <w:tblPr/>
       <w:tcPr>
@@ -8274,7 +8275,7 @@
       <w:rPr>
         <w:b/>
         <w:bCs/>
-        <w:color w:val="000000" w:themeColor="text1"/>
+        <w:color w:val="000000"/>
       </w:rPr>
       <w:tblPr/>
       <w:tcPr>
@@ -8293,7 +8294,7 @@
       <w:rPr>
         <w:b w:val="0"/>
         <w:bCs w:val="0"/>
-        <w:color w:val="000000" w:themeColor="text1"/>
+        <w:color w:val="000000"/>
       </w:rPr>
       <w:tblPr/>
       <w:tcPr>
@@ -8341,7 +8342,7 @@
     </w:pPr>
     <w:rPr>
       <w:rFonts w:asciiTheme="majorHAnsi" w:eastAsiaTheme="majorEastAsia" w:hAnsiTheme="majorHAnsi" w:cstheme="majorBidi"/>
-      <w:color w:val="000000" w:themeColor="text1"/>
+      <w:color w:val="000000"/>
     </w:rPr>
     <w:tblPr>
       <w:tblStyleRowBandSize w:val="1"/>
@@ -8369,7 +8370,7 @@
       <w:rPr>
         <w:b/>
         <w:bCs/>
-        <w:color w:val="000000" w:themeColor="text1"/>
+        <w:color w:val="000000"/>
       </w:rPr>
       <w:tblPr/>
       <w:tcPr>
@@ -8380,7 +8381,7 @@
       <w:rPr>
         <w:b/>
         <w:bCs/>
-        <w:color w:val="000000" w:themeColor="text1"/>
+        <w:color w:val="000000"/>
       </w:rPr>
       <w:tblPr/>
       <w:tcPr>
@@ -8399,7 +8400,7 @@
       <w:rPr>
         <w:b/>
         <w:bCs/>
-        <w:color w:val="000000" w:themeColor="text1"/>
+        <w:color w:val="000000"/>
       </w:rPr>
       <w:tblPr/>
       <w:tcPr>
@@ -8418,7 +8419,7 @@
       <w:rPr>
         <w:b w:val="0"/>
         <w:bCs w:val="0"/>
-        <w:color w:val="000000" w:themeColor="text1"/>
+        <w:color w:val="000000"/>
       </w:rPr>
       <w:tblPr/>
       <w:tcPr>
@@ -8466,7 +8467,7 @@
     </w:pPr>
     <w:rPr>
       <w:rFonts w:asciiTheme="majorHAnsi" w:eastAsiaTheme="majorEastAsia" w:hAnsiTheme="majorHAnsi" w:cstheme="majorBidi"/>
-      <w:color w:val="000000" w:themeColor="text1"/>
+      <w:color w:val="000000"/>
     </w:rPr>
     <w:tblPr>
       <w:tblStyleRowBandSize w:val="1"/>
@@ -8494,7 +8495,7 @@
       <w:rPr>
         <w:b/>
         <w:bCs/>
-        <w:color w:val="000000" w:themeColor="text1"/>
+        <w:color w:val="000000"/>
       </w:rPr>
       <w:tblPr/>
       <w:tcPr>
@@ -8505,7 +8506,7 @@
       <w:rPr>
         <w:b/>
         <w:bCs/>
-        <w:color w:val="000000" w:themeColor="text1"/>
+        <w:color w:val="000000"/>
       </w:rPr>
       <w:tblPr/>
       <w:tcPr>
@@ -8524,7 +8525,7 @@
       <w:rPr>
         <w:b/>
         <w:bCs/>
-        <w:color w:val="000000" w:themeColor="text1"/>
+        <w:color w:val="000000"/>
       </w:rPr>
       <w:tblPr/>
       <w:tcPr>
@@ -8543,7 +8544,7 @@
       <w:rPr>
         <w:b w:val="0"/>
         <w:bCs w:val="0"/>
-        <w:color w:val="000000" w:themeColor="text1"/>
+        <w:color w:val="000000"/>
       </w:rPr>
       <w:tblPr/>
       <w:tcPr>
@@ -8591,7 +8592,7 @@
     </w:pPr>
     <w:rPr>
       <w:rFonts w:asciiTheme="majorHAnsi" w:eastAsiaTheme="majorEastAsia" w:hAnsiTheme="majorHAnsi" w:cstheme="majorBidi"/>
-      <w:color w:val="000000" w:themeColor="text1"/>
+      <w:color w:val="000000"/>
     </w:rPr>
     <w:tblPr>
       <w:tblStyleRowBandSize w:val="1"/>
@@ -8619,7 +8620,7 @@
       <w:rPr>
         <w:b/>
         <w:bCs/>
-        <w:color w:val="000000" w:themeColor="text1"/>
+        <w:color w:val="000000"/>
       </w:rPr>
       <w:tblPr/>
       <w:tcPr>
@@ -8630,7 +8631,7 @@
       <w:rPr>
         <w:b/>
         <w:bCs/>
-        <w:color w:val="000000" w:themeColor="text1"/>
+        <w:color w:val="000000"/>
       </w:rPr>
       <w:tblPr/>
       <w:tcPr>
@@ -8649,7 +8650,7 @@
       <w:rPr>
         <w:b/>
         <w:bCs/>
-        <w:color w:val="000000" w:themeColor="text1"/>
+        <w:color w:val="000000"/>
       </w:rPr>
       <w:tblPr/>
       <w:tcPr>
@@ -8668,7 +8669,7 @@
       <w:rPr>
         <w:b w:val="0"/>
         <w:bCs w:val="0"/>
-        <w:color w:val="000000" w:themeColor="text1"/>
+        <w:color w:val="000000"/>
       </w:rPr>
       <w:tblPr/>
       <w:tcPr>
@@ -8742,7 +8743,7 @@
         <w:bCs/>
         <w:i w:val="0"/>
         <w:iCs w:val="0"/>
-        <w:color w:val="FFFFFF" w:themeColor="background1"/>
+        <w:color w:val="000000"/>
       </w:rPr>
       <w:tblPr/>
       <w:tcPr>
@@ -8763,7 +8764,7 @@
         <w:bCs/>
         <w:i w:val="0"/>
         <w:iCs w:val="0"/>
-        <w:color w:val="FFFFFF" w:themeColor="background1"/>
+        <w:color w:val="000000"/>
       </w:rPr>
       <w:tblPr/>
       <w:tcPr>
@@ -8784,7 +8785,7 @@
         <w:bCs/>
         <w:i w:val="0"/>
         <w:iCs w:val="0"/>
-        <w:color w:val="FFFFFF" w:themeColor="background1"/>
+        <w:color w:val="000000"/>
       </w:rPr>
       <w:tblPr/>
       <w:tcPr>
@@ -8803,7 +8804,7 @@
         <w:bCs/>
         <w:i w:val="0"/>
         <w:iCs w:val="0"/>
-        <w:color w:val="FFFFFF" w:themeColor="background1"/>
+        <w:color w:val="000000"/>
       </w:rPr>
       <w:tblPr/>
       <w:tcPr>
@@ -8883,7 +8884,7 @@
         <w:bCs/>
         <w:i w:val="0"/>
         <w:iCs w:val="0"/>
-        <w:color w:val="FFFFFF" w:themeColor="background1"/>
+        <w:color w:val="000000"/>
       </w:rPr>
       <w:tblPr/>
       <w:tcPr>
@@ -8904,7 +8905,7 @@
         <w:bCs/>
         <w:i w:val="0"/>
         <w:iCs w:val="0"/>
-        <w:color w:val="FFFFFF" w:themeColor="background1"/>
+        <w:color w:val="000000"/>
       </w:rPr>
       <w:tblPr/>
       <w:tcPr>
@@ -8925,7 +8926,7 @@
         <w:bCs/>
         <w:i w:val="0"/>
         <w:iCs w:val="0"/>
-        <w:color w:val="FFFFFF" w:themeColor="background1"/>
+        <w:color w:val="000000"/>
       </w:rPr>
       <w:tblPr/>
       <w:tcPr>
@@ -8944,7 +8945,7 @@
         <w:bCs/>
         <w:i w:val="0"/>
         <w:iCs w:val="0"/>
-        <w:color w:val="FFFFFF" w:themeColor="background1"/>
+        <w:color w:val="000000"/>
       </w:rPr>
       <w:tblPr/>
       <w:tcPr>
@@ -9024,7 +9025,7 @@
         <w:bCs/>
         <w:i w:val="0"/>
         <w:iCs w:val="0"/>
-        <w:color w:val="FFFFFF" w:themeColor="background1"/>
+        <w:color w:val="000000"/>
       </w:rPr>
       <w:tblPr/>
       <w:tcPr>
@@ -9045,7 +9046,7 @@
         <w:bCs/>
         <w:i w:val="0"/>
         <w:iCs w:val="0"/>
-        <w:color w:val="FFFFFF" w:themeColor="background1"/>
+        <w:color w:val="000000"/>
       </w:rPr>
       <w:tblPr/>
       <w:tcPr>
@@ -9066,7 +9067,7 @@
         <w:bCs/>
         <w:i w:val="0"/>
         <w:iCs w:val="0"/>
-        <w:color w:val="FFFFFF" w:themeColor="background1"/>
+        <w:color w:val="000000"/>
       </w:rPr>
       <w:tblPr/>
       <w:tcPr>
@@ -9085,7 +9086,7 @@
         <w:bCs/>
         <w:i w:val="0"/>
         <w:iCs w:val="0"/>
-        <w:color w:val="FFFFFF" w:themeColor="background1"/>
+        <w:color w:val="000000"/>
       </w:rPr>
       <w:tblPr/>
       <w:tcPr>
@@ -9165,7 +9166,7 @@
         <w:bCs/>
         <w:i w:val="0"/>
         <w:iCs w:val="0"/>
-        <w:color w:val="FFFFFF" w:themeColor="background1"/>
+        <w:color w:val="000000"/>
       </w:rPr>
       <w:tblPr/>
       <w:tcPr>
@@ -9186,7 +9187,7 @@
         <w:bCs/>
         <w:i w:val="0"/>
         <w:iCs w:val="0"/>
-        <w:color w:val="FFFFFF" w:themeColor="background1"/>
+        <w:color w:val="000000"/>
       </w:rPr>
       <w:tblPr/>
       <w:tcPr>
@@ -9207,7 +9208,7 @@
         <w:bCs/>
         <w:i w:val="0"/>
         <w:iCs w:val="0"/>
-        <w:color w:val="FFFFFF" w:themeColor="background1"/>
+        <w:color w:val="000000"/>
       </w:rPr>
       <w:tblPr/>
       <w:tcPr>
@@ -9226,7 +9227,7 @@
         <w:bCs/>
         <w:i w:val="0"/>
         <w:iCs w:val="0"/>
-        <w:color w:val="FFFFFF" w:themeColor="background1"/>
+        <w:color w:val="000000"/>
       </w:rPr>
       <w:tblPr/>
       <w:tcPr>
@@ -9306,7 +9307,7 @@
         <w:bCs/>
         <w:i w:val="0"/>
         <w:iCs w:val="0"/>
-        <w:color w:val="FFFFFF" w:themeColor="background1"/>
+        <w:color w:val="000000"/>
       </w:rPr>
       <w:tblPr/>
       <w:tcPr>
@@ -9327,7 +9328,7 @@
         <w:bCs/>
         <w:i w:val="0"/>
         <w:iCs w:val="0"/>
-        <w:color w:val="FFFFFF" w:themeColor="background1"/>
+        <w:color w:val="000000"/>
       </w:rPr>
       <w:tblPr/>
       <w:tcPr>
@@ -9348,7 +9349,7 @@
         <w:bCs/>
         <w:i w:val="0"/>
         <w:iCs w:val="0"/>
-        <w:color w:val="FFFFFF" w:themeColor="background1"/>
+        <w:color w:val="000000"/>
       </w:rPr>
       <w:tblPr/>
       <w:tcPr>
@@ -9367,7 +9368,7 @@
         <w:bCs/>
         <w:i w:val="0"/>
         <w:iCs w:val="0"/>
-        <w:color w:val="FFFFFF" w:themeColor="background1"/>
+        <w:color w:val="000000"/>
       </w:rPr>
       <w:tblPr/>
       <w:tcPr>
@@ -9447,7 +9448,7 @@
         <w:bCs/>
         <w:i w:val="0"/>
         <w:iCs w:val="0"/>
-        <w:color w:val="FFFFFF" w:themeColor="background1"/>
+        <w:color w:val="000000"/>
       </w:rPr>
       <w:tblPr/>
       <w:tcPr>
@@ -9468,7 +9469,7 @@
         <w:bCs/>
         <w:i w:val="0"/>
         <w:iCs w:val="0"/>
-        <w:color w:val="FFFFFF" w:themeColor="background1"/>
+        <w:color w:val="000000"/>
       </w:rPr>
       <w:tblPr/>
       <w:tcPr>
@@ -9489,7 +9490,7 @@
         <w:bCs/>
         <w:i w:val="0"/>
         <w:iCs w:val="0"/>
-        <w:color w:val="FFFFFF" w:themeColor="background1"/>
+        <w:color w:val="000000"/>
       </w:rPr>
       <w:tblPr/>
       <w:tcPr>
@@ -9508,7 +9509,7 @@
         <w:bCs/>
         <w:i w:val="0"/>
         <w:iCs w:val="0"/>
-        <w:color w:val="FFFFFF" w:themeColor="background1"/>
+        <w:color w:val="000000"/>
       </w:rPr>
       <w:tblPr/>
       <w:tcPr>
@@ -9588,7 +9589,7 @@
         <w:bCs/>
         <w:i w:val="0"/>
         <w:iCs w:val="0"/>
-        <w:color w:val="FFFFFF" w:themeColor="background1"/>
+        <w:color w:val="000000"/>
       </w:rPr>
       <w:tblPr/>
       <w:tcPr>
@@ -9609,7 +9610,7 @@
         <w:bCs/>
         <w:i w:val="0"/>
         <w:iCs w:val="0"/>
-        <w:color w:val="FFFFFF" w:themeColor="background1"/>
+        <w:color w:val="000000"/>
       </w:rPr>
       <w:tblPr/>
       <w:tcPr>
@@ -9630,7 +9631,7 @@
         <w:bCs/>
         <w:i w:val="0"/>
         <w:iCs w:val="0"/>
-        <w:color w:val="FFFFFF" w:themeColor="background1"/>
+        <w:color w:val="000000"/>
       </w:rPr>
       <w:tblPr/>
       <w:tcPr>
@@ -9649,7 +9650,7 @@
         <w:bCs/>
         <w:i w:val="0"/>
         <w:iCs w:val="0"/>
-        <w:color w:val="FFFFFF" w:themeColor="background1"/>
+        <w:color w:val="000000"/>
       </w:rPr>
       <w:tblPr/>
       <w:tcPr>
@@ -9702,7 +9703,7 @@
       <w:spacing w:after="0" w:line="240" w:lineRule="auto"/>
     </w:pPr>
     <w:rPr>
-      <w:color w:val="FFFFFF" w:themeColor="background1"/>
+      <w:color w:val="000000"/>
     </w:rPr>
     <w:tblPr>
       <w:tblStyleRowBandSize w:val="1"/>
@@ -9816,7 +9817,7 @@
       <w:spacing w:after="0" w:line="240" w:lineRule="auto"/>
     </w:pPr>
     <w:rPr>
-      <w:color w:val="FFFFFF" w:themeColor="background1"/>
+      <w:color w:val="000000"/>
     </w:rPr>
     <w:tblPr>
       <w:tblStyleRowBandSize w:val="1"/>
@@ -9930,7 +9931,7 @@
       <w:spacing w:after="0" w:line="240" w:lineRule="auto"/>
     </w:pPr>
     <w:rPr>
-      <w:color w:val="FFFFFF" w:themeColor="background1"/>
+      <w:color w:val="000000"/>
     </w:rPr>
     <w:tblPr>
       <w:tblStyleRowBandSize w:val="1"/>
@@ -10044,7 +10045,7 @@
       <w:spacing w:after="0" w:line="240" w:lineRule="auto"/>
     </w:pPr>
     <w:rPr>
-      <w:color w:val="FFFFFF" w:themeColor="background1"/>
+      <w:color w:val="000000"/>
     </w:rPr>
     <w:tblPr>
       <w:tblStyleRowBandSize w:val="1"/>
@@ -10158,7 +10159,7 @@
       <w:spacing w:after="0" w:line="240" w:lineRule="auto"/>
     </w:pPr>
     <w:rPr>
-      <w:color w:val="FFFFFF" w:themeColor="background1"/>
+      <w:color w:val="000000"/>
     </w:rPr>
     <w:tblPr>
       <w:tblStyleRowBandSize w:val="1"/>
@@ -10272,7 +10273,7 @@
       <w:spacing w:after="0" w:line="240" w:lineRule="auto"/>
     </w:pPr>
     <w:rPr>
-      <w:color w:val="FFFFFF" w:themeColor="background1"/>
+      <w:color w:val="000000"/>
     </w:rPr>
     <w:tblPr>
       <w:tblStyleRowBandSize w:val="1"/>
@@ -10386,7 +10387,7 @@
       <w:spacing w:after="0" w:line="240" w:lineRule="auto"/>
     </w:pPr>
     <w:rPr>
-      <w:color w:val="FFFFFF" w:themeColor="background1"/>
+      <w:color w:val="000000"/>
     </w:rPr>
     <w:tblPr>
       <w:tblStyleRowBandSize w:val="1"/>
@@ -10500,7 +10501,7 @@
       <w:spacing w:after="0" w:line="240" w:lineRule="auto"/>
     </w:pPr>
     <w:rPr>
-      <w:color w:val="000000" w:themeColor="text1"/>
+      <w:color w:val="000000"/>
     </w:rPr>
     <w:tblPr>
       <w:tblStyleRowBandSize w:val="1"/>
@@ -10546,7 +10547,7 @@
       <w:rPr>
         <w:b/>
         <w:bCs/>
-        <w:color w:val="FFFFFF" w:themeColor="background1"/>
+        <w:color w:val="000000"/>
       </w:rPr>
       <w:tblPr/>
       <w:tcPr>
@@ -10558,7 +10559,7 @@
     </w:tblStylePr>
     <w:tblStylePr w:type="firstCol">
       <w:rPr>
-        <w:color w:val="FFFFFF" w:themeColor="background1"/>
+        <w:color w:val="000000"/>
       </w:rPr>
       <w:tblPr/>
       <w:tcPr>
@@ -10575,7 +10576,7 @@
     </w:tblStylePr>
     <w:tblStylePr w:type="lastCol">
       <w:rPr>
-        <w:color w:val="FFFFFF" w:themeColor="background1"/>
+        <w:color w:val="000000"/>
       </w:rPr>
       <w:tblPr/>
       <w:tcPr>
@@ -10604,12 +10605,12 @@
     </w:tblStylePr>
     <w:tblStylePr w:type="neCell">
       <w:rPr>
-        <w:color w:val="000000" w:themeColor="text1"/>
+        <w:color w:val="000000"/>
       </w:rPr>
     </w:tblStylePr>
     <w:tblStylePr w:type="nwCell">
       <w:rPr>
-        <w:color w:val="000000" w:themeColor="text1"/>
+        <w:color w:val="000000"/>
       </w:rPr>
     </w:tblStylePr>
   </w:style>
@@ -10622,7 +10623,7 @@
       <w:spacing w:after="0" w:line="240" w:lineRule="auto"/>
     </w:pPr>
     <w:rPr>
-      <w:color w:val="000000" w:themeColor="text1"/>
+      <w:color w:val="000000"/>
     </w:rPr>
     <w:tblPr>
       <w:tblStyleRowBandSize w:val="1"/>
@@ -10668,7 +10669,7 @@
       <w:rPr>
         <w:b/>
         <w:bCs/>
-        <w:color w:val="FFFFFF" w:themeColor="background1"/>
+        <w:color w:val="000000"/>
       </w:rPr>
       <w:tblPr/>
       <w:tcPr>
@@ -10680,7 +10681,7 @@
     </w:tblStylePr>
     <w:tblStylePr w:type="firstCol">
       <w:rPr>
-        <w:color w:val="FFFFFF" w:themeColor="background1"/>
+        <w:color w:val="000000"/>
       </w:rPr>
       <w:tblPr/>
       <w:tcPr>
@@ -10697,7 +10698,7 @@
     </w:tblStylePr>
     <w:tblStylePr w:type="lastCol">
       <w:rPr>
-        <w:color w:val="FFFFFF" w:themeColor="background1"/>
+        <w:color w:val="000000"/>
       </w:rPr>
       <w:tblPr/>
       <w:tcPr>
@@ -10726,12 +10727,12 @@
     </w:tblStylePr>
     <w:tblStylePr w:type="neCell">
       <w:rPr>
-        <w:color w:val="000000" w:themeColor="text1"/>
+        <w:color w:val="000000"/>
       </w:rPr>
     </w:tblStylePr>
     <w:tblStylePr w:type="nwCell">
       <w:rPr>
-        <w:color w:val="000000" w:themeColor="text1"/>
+        <w:color w:val="000000"/>
       </w:rPr>
     </w:tblStylePr>
   </w:style>
@@ -10744,7 +10745,7 @@
       <w:spacing w:after="0" w:line="240" w:lineRule="auto"/>
     </w:pPr>
     <w:rPr>
-      <w:color w:val="000000" w:themeColor="text1"/>
+      <w:color w:val="000000"/>
     </w:rPr>
     <w:tblPr>
       <w:tblStyleRowBandSize w:val="1"/>
@@ -10790,7 +10791,7 @@
       <w:rPr>
         <w:b/>
         <w:bCs/>
-        <w:color w:val="FFFFFF" w:themeColor="background1"/>
+        <w:color w:val="000000"/>
       </w:rPr>
       <w:tblPr/>
       <w:tcPr>
@@ -10802,7 +10803,7 @@
     </w:tblStylePr>
     <w:tblStylePr w:type="firstCol">
       <w:rPr>
-        <w:color w:val="FFFFFF" w:themeColor="background1"/>
+        <w:color w:val="000000"/>
       </w:rPr>
       <w:tblPr/>
       <w:tcPr>
@@ -10819,7 +10820,7 @@
     </w:tblStylePr>
     <w:tblStylePr w:type="lastCol">
       <w:rPr>
-        <w:color w:val="FFFFFF" w:themeColor="background1"/>
+        <w:color w:val="000000"/>
       </w:rPr>
       <w:tblPr/>
       <w:tcPr>
@@ -10848,12 +10849,12 @@
     </w:tblStylePr>
     <w:tblStylePr w:type="neCell">
       <w:rPr>
-        <w:color w:val="000000" w:themeColor="text1"/>
+        <w:color w:val="000000"/>
       </w:rPr>
     </w:tblStylePr>
     <w:tblStylePr w:type="nwCell">
       <w:rPr>
-        <w:color w:val="000000" w:themeColor="text1"/>
+        <w:color w:val="000000"/>
       </w:rPr>
     </w:tblStylePr>
   </w:style>
@@ -10866,7 +10867,7 @@
       <w:spacing w:after="0" w:line="240" w:lineRule="auto"/>
     </w:pPr>
     <w:rPr>
-      <w:color w:val="000000" w:themeColor="text1"/>
+      <w:color w:val="000000"/>
     </w:rPr>
     <w:tblPr>
       <w:tblStyleRowBandSize w:val="1"/>
@@ -10912,7 +10913,7 @@
       <w:rPr>
         <w:b/>
         <w:bCs/>
-        <w:color w:val="FFFFFF" w:themeColor="background1"/>
+        <w:color w:val="000000"/>
       </w:rPr>
       <w:tblPr/>
       <w:tcPr>
@@ -10924,7 +10925,7 @@
     </w:tblStylePr>
     <w:tblStylePr w:type="firstCol">
       <w:rPr>
-        <w:color w:val="FFFFFF" w:themeColor="background1"/>
+        <w:color w:val="000000"/>
       </w:rPr>
       <w:tblPr/>
       <w:tcPr>
@@ -10941,7 +10942,7 @@
     </w:tblStylePr>
     <w:tblStylePr w:type="lastCol">
       <w:rPr>
-        <w:color w:val="FFFFFF" w:themeColor="background1"/>
+        <w:color w:val="000000"/>
       </w:rPr>
       <w:tblPr/>
       <w:tcPr>
@@ -10978,7 +10979,7 @@
       <w:spacing w:after="0" w:line="240" w:lineRule="auto"/>
     </w:pPr>
     <w:rPr>
-      <w:color w:val="000000" w:themeColor="text1"/>
+      <w:color w:val="000000"/>
     </w:rPr>
     <w:tblPr>
       <w:tblStyleRowBandSize w:val="1"/>
@@ -11024,7 +11025,7 @@
       <w:rPr>
         <w:b/>
         <w:bCs/>
-        <w:color w:val="FFFFFF" w:themeColor="background1"/>
+        <w:color w:val="000000"/>
       </w:rPr>
       <w:tblPr/>
       <w:tcPr>
@@ -11036,7 +11037,7 @@
     </w:tblStylePr>
     <w:tblStylePr w:type="firstCol">
       <w:rPr>
-        <w:color w:val="FFFFFF" w:themeColor="background1"/>
+        <w:color w:val="000000"/>
       </w:rPr>
       <w:tblPr/>
       <w:tcPr>
@@ -11053,7 +11054,7 @@
     </w:tblStylePr>
     <w:tblStylePr w:type="lastCol">
       <w:rPr>
-        <w:color w:val="FFFFFF" w:themeColor="background1"/>
+        <w:color w:val="000000"/>
       </w:rPr>
       <w:tblPr/>
       <w:tcPr>
@@ -11082,12 +11083,12 @@
     </w:tblStylePr>
     <w:tblStylePr w:type="neCell">
       <w:rPr>
-        <w:color w:val="000000" w:themeColor="text1"/>
+        <w:color w:val="000000"/>
       </w:rPr>
     </w:tblStylePr>
     <w:tblStylePr w:type="nwCell">
       <w:rPr>
-        <w:color w:val="000000" w:themeColor="text1"/>
+        <w:color w:val="000000"/>
       </w:rPr>
     </w:tblStylePr>
   </w:style>
@@ -11100,7 +11101,7 @@
       <w:spacing w:after="0" w:line="240" w:lineRule="auto"/>
     </w:pPr>
     <w:rPr>
-      <w:color w:val="000000" w:themeColor="text1"/>
+      <w:color w:val="000000"/>
     </w:rPr>
     <w:tblPr>
       <w:tblStyleRowBandSize w:val="1"/>
@@ -11146,7 +11147,7 @@
       <w:rPr>
         <w:b/>
         <w:bCs/>
-        <w:color w:val="FFFFFF" w:themeColor="background1"/>
+        <w:color w:val="000000"/>
       </w:rPr>
       <w:tblPr/>
       <w:tcPr>
@@ -11158,7 +11159,7 @@
     </w:tblStylePr>
     <w:tblStylePr w:type="firstCol">
       <w:rPr>
-        <w:color w:val="FFFFFF" w:themeColor="background1"/>
+        <w:color w:val="000000"/>
       </w:rPr>
       <w:tblPr/>
       <w:tcPr>
@@ -11175,7 +11176,7 @@
     </w:tblStylePr>
     <w:tblStylePr w:type="lastCol">
       <w:rPr>
-        <w:color w:val="FFFFFF" w:themeColor="background1"/>
+        <w:color w:val="000000"/>
       </w:rPr>
       <w:tblPr/>
       <w:tcPr>
@@ -11204,12 +11205,12 @@
     </w:tblStylePr>
     <w:tblStylePr w:type="neCell">
       <w:rPr>
-        <w:color w:val="000000" w:themeColor="text1"/>
+        <w:color w:val="000000"/>
       </w:rPr>
     </w:tblStylePr>
     <w:tblStylePr w:type="nwCell">
       <w:rPr>
-        <w:color w:val="000000" w:themeColor="text1"/>
+        <w:color w:val="000000"/>
       </w:rPr>
     </w:tblStylePr>
   </w:style>
@@ -11222,7 +11223,7 @@
       <w:spacing w:after="0" w:line="240" w:lineRule="auto"/>
     </w:pPr>
     <w:rPr>
-      <w:color w:val="000000" w:themeColor="text1"/>
+      <w:color w:val="000000"/>
     </w:rPr>
     <w:tblPr>
       <w:tblStyleRowBandSize w:val="1"/>
@@ -11268,7 +11269,7 @@
       <w:rPr>
         <w:b/>
         <w:bCs/>
-        <w:color w:val="FFFFFF" w:themeColor="background1"/>
+        <w:color w:val="000000"/>
       </w:rPr>
       <w:tblPr/>
       <w:tcPr>
@@ -11280,7 +11281,7 @@
     </w:tblStylePr>
     <w:tblStylePr w:type="firstCol">
       <w:rPr>
-        <w:color w:val="FFFFFF" w:themeColor="background1"/>
+        <w:color w:val="000000"/>
       </w:rPr>
       <w:tblPr/>
       <w:tcPr>
@@ -11297,7 +11298,7 @@
     </w:tblStylePr>
     <w:tblStylePr w:type="lastCol">
       <w:rPr>
-        <w:color w:val="FFFFFF" w:themeColor="background1"/>
+        <w:color w:val="000000"/>
       </w:rPr>
       <w:tblPr/>
       <w:tcPr>
@@ -11326,12 +11327,12 @@
     </w:tblStylePr>
     <w:tblStylePr w:type="neCell">
       <w:rPr>
-        <w:color w:val="000000" w:themeColor="text1"/>
+        <w:color w:val="000000"/>
       </w:rPr>
     </w:tblStylePr>
     <w:tblStylePr w:type="nwCell">
       <w:rPr>
-        <w:color w:val="000000" w:themeColor="text1"/>
+        <w:color w:val="000000"/>
       </w:rPr>
     </w:tblStylePr>
   </w:style>
@@ -11344,7 +11345,7 @@
       <w:spacing w:after="0" w:line="240" w:lineRule="auto"/>
     </w:pPr>
     <w:rPr>
-      <w:color w:val="000000" w:themeColor="text1"/>
+      <w:color w:val="000000"/>
     </w:rPr>
     <w:tblPr>
       <w:tblStyleRowBandSize w:val="1"/>
@@ -11364,7 +11365,7 @@
       <w:rPr>
         <w:b/>
         <w:bCs/>
-        <w:color w:val="FFFFFF" w:themeColor="background1"/>
+        <w:color w:val="000000"/>
       </w:rPr>
       <w:tblPr/>
       <w:tcPr>
@@ -11378,7 +11379,7 @@
       <w:rPr>
         <w:b/>
         <w:bCs/>
-        <w:color w:val="9E3A38" w:themeColor="accent2" w:themeShade="CC"/>
+        <w:color w:val="000000"/>
       </w:rPr>
       <w:tblPr/>
       <w:tcPr>
@@ -11430,7 +11431,7 @@
       <w:spacing w:after="0" w:line="240" w:lineRule="auto"/>
     </w:pPr>
     <w:rPr>
-      <w:color w:val="000000" w:themeColor="text1"/>
+      <w:color w:val="000000"/>
     </w:rPr>
     <w:tblPr>
       <w:tblStyleRowBandSize w:val="1"/>
@@ -11450,7 +11451,7 @@
       <w:rPr>
         <w:b/>
         <w:bCs/>
-        <w:color w:val="FFFFFF" w:themeColor="background1"/>
+        <w:color w:val="000000"/>
       </w:rPr>
       <w:tblPr/>
       <w:tcPr>
@@ -11464,7 +11465,7 @@
       <w:rPr>
         <w:b/>
         <w:bCs/>
-        <w:color w:val="9E3A38" w:themeColor="accent2" w:themeShade="CC"/>
+        <w:color w:val="000000"/>
       </w:rPr>
       <w:tblPr/>
       <w:tcPr>
@@ -11516,7 +11517,7 @@
       <w:spacing w:after="0" w:line="240" w:lineRule="auto"/>
     </w:pPr>
     <w:rPr>
-      <w:color w:val="000000" w:themeColor="text1"/>
+      <w:color w:val="000000"/>
     </w:rPr>
     <w:tblPr>
       <w:tblStyleRowBandSize w:val="1"/>
@@ -11536,7 +11537,7 @@
       <w:rPr>
         <w:b/>
         <w:bCs/>
-        <w:color w:val="FFFFFF" w:themeColor="background1"/>
+        <w:color w:val="000000"/>
       </w:rPr>
       <w:tblPr/>
       <w:tcPr>
@@ -11550,7 +11551,7 @@
       <w:rPr>
         <w:b/>
         <w:bCs/>
-        <w:color w:val="9E3A38" w:themeColor="accent2" w:themeShade="CC"/>
+        <w:color w:val="000000"/>
       </w:rPr>
       <w:tblPr/>
       <w:tcPr>
@@ -11602,7 +11603,7 @@
       <w:spacing w:after="0" w:line="240" w:lineRule="auto"/>
     </w:pPr>
     <w:rPr>
-      <w:color w:val="000000" w:themeColor="text1"/>
+      <w:color w:val="000000"/>
     </w:rPr>
     <w:tblPr>
       <w:tblStyleRowBandSize w:val="1"/>
@@ -11622,7 +11623,7 @@
       <w:rPr>
         <w:b/>
         <w:bCs/>
-        <w:color w:val="FFFFFF" w:themeColor="background1"/>
+        <w:color w:val="000000"/>
       </w:rPr>
       <w:tblPr/>
       <w:tcPr>
@@ -11636,7 +11637,7 @@
       <w:rPr>
         <w:b/>
         <w:bCs/>
-        <w:color w:val="664E82" w:themeColor="accent4" w:themeShade="CC"/>
+        <w:color w:val="000000"/>
       </w:rPr>
       <w:tblPr/>
       <w:tcPr>
@@ -11688,7 +11689,7 @@
       <w:spacing w:after="0" w:line="240" w:lineRule="auto"/>
     </w:pPr>
     <w:rPr>
-      <w:color w:val="000000" w:themeColor="text1"/>
+      <w:color w:val="000000"/>
     </w:rPr>
     <w:tblPr>
       <w:tblStyleRowBandSize w:val="1"/>
@@ -11708,7 +11709,7 @@
       <w:rPr>
         <w:b/>
         <w:bCs/>
-        <w:color w:val="FFFFFF" w:themeColor="background1"/>
+        <w:color w:val="000000"/>
       </w:rPr>
       <w:tblPr/>
       <w:tcPr>
@@ -11722,7 +11723,7 @@
       <w:rPr>
         <w:b/>
         <w:bCs/>
-        <w:color w:val="7E9C40" w:themeColor="accent3" w:themeShade="CC"/>
+        <w:color w:val="000000"/>
       </w:rPr>
       <w:tblPr/>
       <w:tcPr>
@@ -11774,7 +11775,7 @@
       <w:spacing w:after="0" w:line="240" w:lineRule="auto"/>
     </w:pPr>
     <w:rPr>
-      <w:color w:val="000000" w:themeColor="text1"/>
+      <w:color w:val="000000"/>
     </w:rPr>
     <w:tblPr>
       <w:tblStyleRowBandSize w:val="1"/>
@@ -11794,7 +11795,7 @@
       <w:rPr>
         <w:b/>
         <w:bCs/>
-        <w:color w:val="FFFFFF" w:themeColor="background1"/>
+        <w:color w:val="000000"/>
       </w:rPr>
       <w:tblPr/>
       <w:tcPr>
@@ -11808,7 +11809,7 @@
       <w:rPr>
         <w:b/>
         <w:bCs/>
-        <w:color w:val="F2730A" w:themeColor="accent6" w:themeShade="CC"/>
+        <w:color w:val="000000"/>
       </w:rPr>
       <w:tblPr/>
       <w:tcPr>
@@ -11860,7 +11861,7 @@
       <w:spacing w:after="0" w:line="240" w:lineRule="auto"/>
     </w:pPr>
     <w:rPr>
-      <w:color w:val="000000" w:themeColor="text1"/>
+      <w:color w:val="000000"/>
     </w:rPr>
     <w:tblPr>
       <w:tblStyleRowBandSize w:val="1"/>
@@ -11880,7 +11881,7 @@
       <w:rPr>
         <w:b/>
         <w:bCs/>
-        <w:color w:val="FFFFFF" w:themeColor="background1"/>
+        <w:color w:val="000000"/>
       </w:rPr>
       <w:tblPr/>
       <w:tcPr>
@@ -11894,7 +11895,7 @@
       <w:rPr>
         <w:b/>
         <w:bCs/>
-        <w:color w:val="348DA5" w:themeColor="accent5" w:themeShade="CC"/>
+        <w:color w:val="000000"/>
       </w:rPr>
       <w:tblPr/>
       <w:tcPr>
@@ -11946,7 +11947,7 @@
       <w:spacing w:after="0" w:line="240" w:lineRule="auto"/>
     </w:pPr>
     <w:rPr>
-      <w:color w:val="000000" w:themeColor="text1"/>
+      <w:color w:val="000000"/>
     </w:rPr>
     <w:tblPr>
       <w:tblStyleRowBandSize w:val="1"/>
@@ -11979,7 +11980,7 @@
       <w:rPr>
         <w:b/>
         <w:bCs/>
-        <w:color w:val="000000" w:themeColor="text1"/>
+        <w:color w:val="000000"/>
       </w:rPr>
       <w:tblPr/>
       <w:tcPr>
@@ -11988,7 +11989,7 @@
     </w:tblStylePr>
     <w:tblStylePr w:type="firstCol">
       <w:rPr>
-        <w:color w:val="FFFFFF" w:themeColor="background1"/>
+        <w:color w:val="000000"/>
       </w:rPr>
       <w:tblPr/>
       <w:tcPr>
@@ -11997,7 +11998,7 @@
     </w:tblStylePr>
     <w:tblStylePr w:type="lastCol">
       <w:rPr>
-        <w:color w:val="FFFFFF" w:themeColor="background1"/>
+        <w:color w:val="000000"/>
       </w:rPr>
       <w:tblPr/>
       <w:tcPr>
@@ -12026,7 +12027,7 @@
       <w:spacing w:after="0" w:line="240" w:lineRule="auto"/>
     </w:pPr>
     <w:rPr>
-      <w:color w:val="000000" w:themeColor="text1"/>
+      <w:color w:val="000000"/>
     </w:rPr>
     <w:tblPr>
       <w:tblStyleRowBandSize w:val="1"/>
@@ -12059,7 +12060,7 @@
       <w:rPr>
         <w:b/>
         <w:bCs/>
-        <w:color w:val="000000" w:themeColor="text1"/>
+        <w:color w:val="000000"/>
       </w:rPr>
       <w:tblPr/>
       <w:tcPr>
@@ -12068,7 +12069,7 @@
     </w:tblStylePr>
     <w:tblStylePr w:type="firstCol">
       <w:rPr>
-        <w:color w:val="FFFFFF" w:themeColor="background1"/>
+        <w:color w:val="000000"/>
       </w:rPr>
       <w:tblPr/>
       <w:tcPr>
@@ -12077,7 +12078,7 @@
     </w:tblStylePr>
     <w:tblStylePr w:type="lastCol">
       <w:rPr>
-        <w:color w:val="FFFFFF" w:themeColor="background1"/>
+        <w:color w:val="000000"/>
       </w:rPr>
       <w:tblPr/>
       <w:tcPr>
@@ -12106,7 +12107,7 @@
       <w:spacing w:after="0" w:line="240" w:lineRule="auto"/>
     </w:pPr>
     <w:rPr>
-      <w:color w:val="000000" w:themeColor="text1"/>
+      <w:color w:val="000000"/>
     </w:rPr>
     <w:tblPr>
       <w:tblStyleRowBandSize w:val="1"/>
@@ -12139,7 +12140,7 @@
       <w:rPr>
         <w:b/>
         <w:bCs/>
-        <w:color w:val="000000" w:themeColor="text1"/>
+        <w:color w:val="000000"/>
       </w:rPr>
       <w:tblPr/>
       <w:tcPr>
@@ -12148,7 +12149,7 @@
     </w:tblStylePr>
     <w:tblStylePr w:type="firstCol">
       <w:rPr>
-        <w:color w:val="FFFFFF" w:themeColor="background1"/>
+        <w:color w:val="000000"/>
       </w:rPr>
       <w:tblPr/>
       <w:tcPr>
@@ -12157,7 +12158,7 @@
     </w:tblStylePr>
     <w:tblStylePr w:type="lastCol">
       <w:rPr>
-        <w:color w:val="FFFFFF" w:themeColor="background1"/>
+        <w:color w:val="000000"/>
       </w:rPr>
       <w:tblPr/>
       <w:tcPr>
@@ -12186,7 +12187,7 @@
       <w:spacing w:after="0" w:line="240" w:lineRule="auto"/>
     </w:pPr>
     <w:rPr>
-      <w:color w:val="000000" w:themeColor="text1"/>
+      <w:color w:val="000000"/>
     </w:rPr>
     <w:tblPr>
       <w:tblStyleRowBandSize w:val="1"/>
@@ -12219,7 +12220,7 @@
       <w:rPr>
         <w:b/>
         <w:bCs/>
-        <w:color w:val="000000" w:themeColor="text1"/>
+        <w:color w:val="000000"/>
       </w:rPr>
       <w:tblPr/>
       <w:tcPr>
@@ -12228,7 +12229,7 @@
     </w:tblStylePr>
     <w:tblStylePr w:type="firstCol">
       <w:rPr>
-        <w:color w:val="FFFFFF" w:themeColor="background1"/>
+        <w:color w:val="000000"/>
       </w:rPr>
       <w:tblPr/>
       <w:tcPr>
@@ -12237,7 +12238,7 @@
     </w:tblStylePr>
     <w:tblStylePr w:type="lastCol">
       <w:rPr>
-        <w:color w:val="FFFFFF" w:themeColor="background1"/>
+        <w:color w:val="000000"/>
       </w:rPr>
       <w:tblPr/>
       <w:tcPr>
@@ -12266,7 +12267,7 @@
       <w:spacing w:after="0" w:line="240" w:lineRule="auto"/>
     </w:pPr>
     <w:rPr>
-      <w:color w:val="000000" w:themeColor="text1"/>
+      <w:color w:val="000000"/>
     </w:rPr>
     <w:tblPr>
       <w:tblStyleRowBandSize w:val="1"/>
@@ -12299,7 +12300,7 @@
       <w:rPr>
         <w:b/>
         <w:bCs/>
-        <w:color w:val="000000" w:themeColor="text1"/>
+        <w:color w:val="000000"/>
       </w:rPr>
       <w:tblPr/>
       <w:tcPr>
@@ -12308,7 +12309,7 @@
     </w:tblStylePr>
     <w:tblStylePr w:type="firstCol">
       <w:rPr>
-        <w:color w:val="FFFFFF" w:themeColor="background1"/>
+        <w:color w:val="000000"/>
       </w:rPr>
       <w:tblPr/>
       <w:tcPr>
@@ -12317,7 +12318,7 @@
     </w:tblStylePr>
     <w:tblStylePr w:type="lastCol">
       <w:rPr>
-        <w:color w:val="FFFFFF" w:themeColor="background1"/>
+        <w:color w:val="000000"/>
       </w:rPr>
       <w:tblPr/>
       <w:tcPr>
@@ -12346,7 +12347,7 @@
       <w:spacing w:after="0" w:line="240" w:lineRule="auto"/>
     </w:pPr>
     <w:rPr>
-      <w:color w:val="000000" w:themeColor="text1"/>
+      <w:color w:val="000000"/>
     </w:rPr>
     <w:tblPr>
       <w:tblStyleRowBandSize w:val="1"/>
@@ -12379,7 +12380,7 @@
       <w:rPr>
         <w:b/>
         <w:bCs/>
-        <w:color w:val="000000" w:themeColor="text1"/>
+        <w:color w:val="000000"/>
       </w:rPr>
       <w:tblPr/>
       <w:tcPr>
@@ -12388,7 +12389,7 @@
     </w:tblStylePr>
     <w:tblStylePr w:type="firstCol">
       <w:rPr>
-        <w:color w:val="FFFFFF" w:themeColor="background1"/>
+        <w:color w:val="000000"/>
       </w:rPr>
       <w:tblPr/>
       <w:tcPr>
@@ -12397,7 +12398,7 @@
     </w:tblStylePr>
     <w:tblStylePr w:type="lastCol">
       <w:rPr>
-        <w:color w:val="FFFFFF" w:themeColor="background1"/>
+        <w:color w:val="000000"/>
       </w:rPr>
       <w:tblPr/>
       <w:tcPr>
@@ -12426,7 +12427,7 @@
       <w:spacing w:after="0" w:line="240" w:lineRule="auto"/>
     </w:pPr>
     <w:rPr>
-      <w:color w:val="000000" w:themeColor="text1"/>
+      <w:color w:val="000000"/>
     </w:rPr>
     <w:tblPr>
       <w:tblStyleRowBandSize w:val="1"/>
@@ -12459,7 +12460,7 @@
       <w:rPr>
         <w:b/>
         <w:bCs/>
-        <w:color w:val="000000" w:themeColor="text1"/>
+        <w:color w:val="000000"/>
       </w:rPr>
       <w:tblPr/>
       <w:tcPr>
@@ -12468,7 +12469,7 @@
     </w:tblStylePr>
     <w:tblStylePr w:type="firstCol">
       <w:rPr>
-        <w:color w:val="FFFFFF" w:themeColor="background1"/>
+        <w:color w:val="000000"/>
       </w:rPr>
       <w:tblPr/>
       <w:tcPr>
@@ -12477,7 +12478,7 @@
     </w:tblStylePr>
     <w:tblStylePr w:type="lastCol">
       <w:rPr>
-        <w:color w:val="FFFFFF" w:themeColor="background1"/>
+        <w:color w:val="000000"/>
       </w:rPr>
       <w:tblPr/>
       <w:tcPr>
